--- a/SHIFT+G/Contrato_Prestacao_Servicos_Tecnologia_Pigatto_ShiftG.docx
+++ b/SHIFT+G/Contrato_Prestacao_Servicos_Tecnologia_Pigatto_ShiftG.docx
@@ -540,6 +540,43 @@
     </w:p>
     <w:p>
       <w:pPr>
+        <w:spacing w:after="80"/>
+        <w:ind w:left="510" w:hanging="510"/>
+        <w:jc w:val="both"/>
+      </w:pPr>
+      <w:r>
+        <w:rPr>
+          <w:rFonts w:ascii="Arial" w:hAnsi="Arial"/>
+          <w:b/>
+          <w:i w:val="0"/>
+          <w:color w:val="13182B"/>
+          <w:sz w:val="20"/>
+        </w:rPr>
+        <w:t xml:space="preserve">2.5.  </w:t>
+      </w:r>
+      <w:r>
+        <w:rPr>
+          <w:rFonts w:ascii="Arial" w:hAnsi="Arial"/>
+          <w:b/>
+          <w:i w:val="0"/>
+          <w:color w:val="13182B"/>
+          <w:sz w:val="20"/>
+        </w:rPr>
+        <w:t>Dependências e prazos.</w:t>
+      </w:r>
+      <w:r>
+        <w:rPr>
+          <w:rFonts w:ascii="Arial" w:hAnsi="Arial"/>
+          <w:b w:val="0"/>
+          <w:i w:val="0"/>
+          <w:color w:val="13182B"/>
+          <w:sz w:val="20"/>
+        </w:rPr>
+        <w:t xml:space="preserve"> Os prazos acordados prorrogam-se automaticamente, e na mesma proporção, em razão de atrasos da CONTRATANTE no fornecimento de informações, acessos, aprovações ou na contratação dos recursos de terceiros necessários, não respondendo a CONTRATADA por atrasos a que não tenha dado causa.</w:t>
+      </w:r>
+    </w:p>
+    <w:p>
+      <w:pPr>
         <w:spacing w:before="200" w:after="80"/>
         <w:pBdr>
           <w:bottom w:val="single" w:sz="4" w:space="3" w:color="D6DCEA"/>
@@ -600,7 +637,7 @@
           <w:color w:val="13182B"/>
           <w:sz w:val="20"/>
         </w:rPr>
-        <w:t>12 (doze) meses</w:t>
+        <w:t>24 (vinte e quatro) meses</w:t>
       </w:r>
       <w:r>
         <w:rPr>
@@ -640,7 +677,7 @@
           <w:color w:val="13182B"/>
           <w:sz w:val="20"/>
         </w:rPr>
-        <w:t>31 de maio de 2027</w:t>
+        <w:t>31 de maio de 2028</w:t>
       </w:r>
       <w:r>
         <w:rPr>
@@ -732,7 +769,121 @@
           <w:color w:val="13182B"/>
           <w:sz w:val="20"/>
         </w:rPr>
-        <w:t xml:space="preserve">Pela prestação dos serviços, a CONTRATANTE pagará à CONTRATADA a remuneração mensal de </w:t>
+        <w:t>Pela prestação dos serviços, a CONTRATANTE pagará à CONTRATADA remuneração mensal, observado o seguinte escalonamento:</w:t>
+      </w:r>
+    </w:p>
+    <w:p>
+      <w:pPr>
+        <w:spacing w:after="40"/>
+        <w:ind w:left="907" w:hanging="397"/>
+        <w:jc w:val="both"/>
+      </w:pPr>
+      <w:r>
+        <w:rPr>
+          <w:rFonts w:ascii="Arial" w:hAnsi="Arial"/>
+          <w:b/>
+          <w:i w:val="0"/>
+          <w:color w:val="13182B"/>
+          <w:sz w:val="20"/>
+        </w:rPr>
+        <w:t xml:space="preserve">(a)  </w:t>
+      </w:r>
+      <w:r>
+        <w:rPr>
+          <w:rFonts w:ascii="Arial" w:hAnsi="Arial"/>
+          <w:b w:val="0"/>
+          <w:i w:val="0"/>
+          <w:color w:val="13182B"/>
+          <w:sz w:val="20"/>
+        </w:rPr>
+        <w:t xml:space="preserve">do </w:t>
+      </w:r>
+      <w:r>
+        <w:rPr>
+          <w:rFonts w:ascii="Arial" w:hAnsi="Arial"/>
+          <w:b/>
+          <w:i w:val="0"/>
+          <w:color w:val="13182B"/>
+          <w:sz w:val="20"/>
+        </w:rPr>
+        <w:t>1º ao 6º mês</w:t>
+      </w:r>
+      <w:r>
+        <w:rPr>
+          <w:rFonts w:ascii="Arial" w:hAnsi="Arial"/>
+          <w:b w:val="0"/>
+          <w:i w:val="0"/>
+          <w:color w:val="13182B"/>
+          <w:sz w:val="20"/>
+        </w:rPr>
+        <w:t xml:space="preserve"> de vigência: </w:t>
+      </w:r>
+      <w:r>
+        <w:rPr>
+          <w:rFonts w:ascii="Arial" w:hAnsi="Arial"/>
+          <w:b/>
+          <w:i w:val="0"/>
+          <w:color w:val="13182B"/>
+          <w:sz w:val="20"/>
+        </w:rPr>
+        <w:t>R$ 2.000,00 (dois mil reais)</w:t>
+      </w:r>
+      <w:r>
+        <w:rPr>
+          <w:rFonts w:ascii="Arial" w:hAnsi="Arial"/>
+          <w:b w:val="0"/>
+          <w:i w:val="0"/>
+          <w:color w:val="13182B"/>
+          <w:sz w:val="20"/>
+        </w:rPr>
+        <w:t xml:space="preserve"> por mês;</w:t>
+      </w:r>
+    </w:p>
+    <w:p>
+      <w:pPr>
+        <w:spacing w:after="40"/>
+        <w:ind w:left="907" w:hanging="397"/>
+        <w:jc w:val="both"/>
+      </w:pPr>
+      <w:r>
+        <w:rPr>
+          <w:rFonts w:ascii="Arial" w:hAnsi="Arial"/>
+          <w:b/>
+          <w:i w:val="0"/>
+          <w:color w:val="13182B"/>
+          <w:sz w:val="20"/>
+        </w:rPr>
+        <w:t xml:space="preserve">(b)  </w:t>
+      </w:r>
+      <w:r>
+        <w:rPr>
+          <w:rFonts w:ascii="Arial" w:hAnsi="Arial"/>
+          <w:b w:val="0"/>
+          <w:i w:val="0"/>
+          <w:color w:val="13182B"/>
+          <w:sz w:val="20"/>
+        </w:rPr>
+        <w:t xml:space="preserve">do </w:t>
+      </w:r>
+      <w:r>
+        <w:rPr>
+          <w:rFonts w:ascii="Arial" w:hAnsi="Arial"/>
+          <w:b/>
+          <w:i w:val="0"/>
+          <w:color w:val="13182B"/>
+          <w:sz w:val="20"/>
+        </w:rPr>
+        <w:t>7º ao 24º mês</w:t>
+      </w:r>
+      <w:r>
+        <w:rPr>
+          <w:rFonts w:ascii="Arial" w:hAnsi="Arial"/>
+          <w:b w:val="0"/>
+          <w:i w:val="0"/>
+          <w:color w:val="13182B"/>
+          <w:sz w:val="20"/>
+        </w:rPr>
+        <w:t xml:space="preserve"> de vigência: </w:t>
       </w:r>
       <w:r>
         <w:rPr>
@@ -752,7 +903,7 @@
           <w:color w:val="13182B"/>
           <w:sz w:val="20"/>
         </w:rPr>
-        <w:t>.</w:t>
+        <w:t xml:space="preserve"> por mês.</w:t>
       </w:r>
     </w:p>
     <w:p>
@@ -770,6 +921,53 @@
           <w:sz w:val="20"/>
         </w:rPr>
         <w:t xml:space="preserve">4.2.  </w:t>
+      </w:r>
+      <w:r>
+        <w:rPr>
+          <w:rFonts w:ascii="Arial" w:hAnsi="Arial"/>
+          <w:b w:val="0"/>
+          <w:i w:val="0"/>
+          <w:color w:val="13182B"/>
+          <w:sz w:val="20"/>
+        </w:rPr>
+        <w:t xml:space="preserve">O valor reduzido praticado nos 6 (seis) primeiros meses constitui </w:t>
+      </w:r>
+      <w:r>
+        <w:rPr>
+          <w:rFonts w:ascii="Arial" w:hAnsi="Arial"/>
+          <w:b/>
+          <w:i w:val="0"/>
+          <w:color w:val="13182B"/>
+          <w:sz w:val="20"/>
+        </w:rPr>
+        <w:t>condição especial de implantação</w:t>
+      </w:r>
+      <w:r>
+        <w:rPr>
+          <w:rFonts w:ascii="Arial" w:hAnsi="Arial"/>
+          <w:b w:val="0"/>
+          <w:i w:val="0"/>
+          <w:color w:val="13182B"/>
+          <w:sz w:val="20"/>
+        </w:rPr>
+        <w:t>, concedida pela CONTRATADA em função do prazo de 24 (vinte e quatro) meses, sujeita à recomposição prevista na Cláusula “Do Prazo Mínimo e da Rescisão” em caso de rescisão antecipada.</w:t>
+      </w:r>
+    </w:p>
+    <w:p>
+      <w:pPr>
+        <w:spacing w:after="80"/>
+        <w:ind w:left="510" w:hanging="510"/>
+        <w:jc w:val="both"/>
+      </w:pPr>
+      <w:r>
+        <w:rPr>
+          <w:rFonts w:ascii="Arial" w:hAnsi="Arial"/>
+          <w:b/>
+          <w:i w:val="0"/>
+          <w:color w:val="13182B"/>
+          <w:sz w:val="20"/>
+        </w:rPr>
+        <w:t xml:space="preserve">4.3.  </w:t>
       </w:r>
       <w:r>
         <w:rPr>
@@ -816,7 +1014,7 @@
           <w:color w:val="13182B"/>
           <w:sz w:val="20"/>
         </w:rPr>
-        <w:t xml:space="preserve">4.3.  </w:t>
+        <w:t xml:space="preserve">4.4.  </w:t>
       </w:r>
       <w:r>
         <w:rPr>
@@ -863,7 +1061,7 @@
           <w:color w:val="13182B"/>
           <w:sz w:val="20"/>
         </w:rPr>
-        <w:t xml:space="preserve">4.4.  </w:t>
+        <w:t xml:space="preserve">4.5.  </w:t>
       </w:r>
       <w:r>
         <w:rPr>
@@ -913,7 +1111,27 @@
           <w:color w:val="13182B"/>
           <w:sz w:val="20"/>
         </w:rPr>
-        <w:t xml:space="preserve"> e correção monetária pelo IPCA, sem prejuízo da suspensão dos serviços após [ 15 ] dias de inadimplência.</w:t>
+        <w:t xml:space="preserve"> e correção monetária pelo IPCA, facultada à CONTRATADA a </w:t>
+      </w:r>
+      <w:r>
+        <w:rPr>
+          <w:rFonts w:ascii="Arial" w:hAnsi="Arial"/>
+          <w:b/>
+          <w:i w:val="0"/>
+          <w:color w:val="13182B"/>
+          <w:sz w:val="20"/>
+        </w:rPr>
+        <w:t>suspensão imediata dos serviços</w:t>
+      </w:r>
+      <w:r>
+        <w:rPr>
+          <w:rFonts w:ascii="Arial" w:hAnsi="Arial"/>
+          <w:b w:val="0"/>
+          <w:i w:val="0"/>
+          <w:color w:val="13182B"/>
+          <w:sz w:val="20"/>
+        </w:rPr>
+        <w:t xml:space="preserve"> a partir de [ 15 ] dias de inadimplência, sem que isso configure infração contratual de sua parte.</w:t>
       </w:r>
     </w:p>
     <w:p>
@@ -930,7 +1148,7 @@
           <w:color w:val="13182B"/>
           <w:sz w:val="20"/>
         </w:rPr>
-        <w:t xml:space="preserve">4.5.  </w:t>
+        <w:t xml:space="preserve">4.6.  </w:t>
       </w:r>
       <w:r>
         <w:rPr>
@@ -950,7 +1168,7 @@
           <w:color w:val="13182B"/>
           <w:sz w:val="20"/>
         </w:rPr>
-        <w:t>reajustada pelo IPCA</w:t>
+        <w:t>reajustada anualmente pelo IPCA</w:t>
       </w:r>
       <w:r>
         <w:rPr>
@@ -960,7 +1178,7 @@
           <w:color w:val="13182B"/>
           <w:sz w:val="20"/>
         </w:rPr>
-        <w:t xml:space="preserve"> (ou índice que o substitua) na hipótese de renovação, após os 12 (doze) meses de vigência.</w:t>
+        <w:t xml:space="preserve"> (ou índice que o substitua), a cada 12 (doze) meses contados do início da vigência, incidindo o primeiro reajuste em 1º de junho de 2027 sobre o valor mensal então vigente.</w:t>
       </w:r>
     </w:p>
     <w:p>
@@ -1272,7 +1490,7 @@
           <w:color w:val="13182B"/>
           <w:sz w:val="21"/>
         </w:rPr>
-        <w:t>DAS OBRIGAÇÕES DA CONTRATADA</w:t>
+        <w:t>DA LIMITAÇÃO DE RESPONSABILIDADE</w:t>
       </w:r>
     </w:p>
     <w:p>
@@ -1299,7 +1517,27 @@
           <w:color w:val="13182B"/>
           <w:sz w:val="20"/>
         </w:rPr>
-        <w:t>Prestar os serviços com diligência, qualidade técnica e observância dos prazos acordados no planejamento mensal.</w:t>
+        <w:t xml:space="preserve">A responsabilidade total da CONTRATADA por perdas e danos decorrentes deste Contrato, seja qual for a causa, limita-se ao valor equivalente às </w:t>
+      </w:r>
+      <w:r>
+        <w:rPr>
+          <w:rFonts w:ascii="Arial" w:hAnsi="Arial"/>
+          <w:b/>
+          <w:i w:val="0"/>
+          <w:color w:val="13182B"/>
+          <w:sz w:val="20"/>
+        </w:rPr>
+        <w:t>3 (três) últimas mensalidades</w:t>
+      </w:r>
+      <w:r>
+        <w:rPr>
+          <w:rFonts w:ascii="Arial" w:hAnsi="Arial"/>
+          <w:b w:val="0"/>
+          <w:i w:val="0"/>
+          <w:color w:val="13182B"/>
+          <w:sz w:val="20"/>
+        </w:rPr>
+        <w:t xml:space="preserve"> efetivamente pagas pela CONTRATANTE.</w:t>
       </w:r>
     </w:p>
     <w:p>
@@ -1326,7 +1564,27 @@
           <w:color w:val="13182B"/>
           <w:sz w:val="20"/>
         </w:rPr>
-        <w:t>Manter sigilo sobre as informações da CONTRATANTE, nos termos da Cláusula IX.</w:t>
+        <w:t xml:space="preserve">A CONTRATADA não responderá por </w:t>
+      </w:r>
+      <w:r>
+        <w:rPr>
+          <w:rFonts w:ascii="Arial" w:hAnsi="Arial"/>
+          <w:b/>
+          <w:i w:val="0"/>
+          <w:color w:val="13182B"/>
+          <w:sz w:val="20"/>
+        </w:rPr>
+        <w:t>danos indiretos, lucros cessantes, perda de receita, perda de dados ou danos emergentes</w:t>
+      </w:r>
+      <w:r>
+        <w:rPr>
+          <w:rFonts w:ascii="Arial" w:hAnsi="Arial"/>
+          <w:b w:val="0"/>
+          <w:i w:val="0"/>
+          <w:color w:val="13182B"/>
+          <w:sz w:val="20"/>
+        </w:rPr>
+        <w:t xml:space="preserve"> de decisões de negócio da CONTRATANTE.</w:t>
       </w:r>
     </w:p>
     <w:p>
@@ -1344,6 +1602,257 @@
           <w:sz w:val="20"/>
         </w:rPr>
         <w:t xml:space="preserve">7.3.  </w:t>
+      </w:r>
+      <w:r>
+        <w:rPr>
+          <w:rFonts w:ascii="Arial" w:hAnsi="Arial"/>
+          <w:b w:val="0"/>
+          <w:i w:val="0"/>
+          <w:color w:val="13182B"/>
+          <w:sz w:val="20"/>
+        </w:rPr>
+        <w:t>As limitações desta cláusula não se aplicam às hipóteses de dolo ou de violação do dever de confidencialidade.</w:t>
+      </w:r>
+    </w:p>
+    <w:p>
+      <w:pPr>
+        <w:spacing w:before="200" w:after="80"/>
+        <w:pBdr>
+          <w:bottom w:val="single" w:sz="4" w:space="3" w:color="D6DCEA"/>
+        </w:pBdr>
+      </w:pPr>
+      <w:r>
+        <w:rPr>
+          <w:rFonts w:ascii="Arial" w:hAnsi="Arial"/>
+          <w:b/>
+          <w:i w:val="0"/>
+          <w:color w:val="003FCD"/>
+          <w:sz w:val="21"/>
+        </w:rPr>
+        <w:t xml:space="preserve">CLÁUSULA VIII — </w:t>
+      </w:r>
+      <w:r>
+        <w:rPr>
+          <w:rFonts w:ascii="Arial" w:hAnsi="Arial"/>
+          <w:b/>
+          <w:i w:val="0"/>
+          <w:color w:val="13182B"/>
+          <w:sz w:val="21"/>
+        </w:rPr>
+        <w:t>DA RESPONSABILIDADE POR TERCEIROS E INFRAESTRUTURA</w:t>
+      </w:r>
+    </w:p>
+    <w:p>
+      <w:pPr>
+        <w:spacing w:after="80"/>
+        <w:ind w:left="510" w:hanging="510"/>
+        <w:jc w:val="both"/>
+      </w:pPr>
+      <w:r>
+        <w:rPr>
+          <w:rFonts w:ascii="Arial" w:hAnsi="Arial"/>
+          <w:b/>
+          <w:i w:val="0"/>
+          <w:color w:val="13182B"/>
+          <w:sz w:val="20"/>
+        </w:rPr>
+        <w:t xml:space="preserve">8.1.  </w:t>
+      </w:r>
+      <w:r>
+        <w:rPr>
+          <w:rFonts w:ascii="Arial" w:hAnsi="Arial"/>
+          <w:b w:val="0"/>
+          <w:i w:val="0"/>
+          <w:color w:val="13182B"/>
+          <w:sz w:val="20"/>
+        </w:rPr>
+        <w:t xml:space="preserve">Considerando que os servidores, a hospedagem, o banco de dados, o domínio, os softwares e as licenças são contratados, pagos e mantidos diretamente pela CONTRATANTE (Cláusula V), a CONTRATADA </w:t>
+      </w:r>
+      <w:r>
+        <w:rPr>
+          <w:rFonts w:ascii="Arial" w:hAnsi="Arial"/>
+          <w:b/>
+          <w:i w:val="0"/>
+          <w:color w:val="13182B"/>
+          <w:sz w:val="20"/>
+        </w:rPr>
+        <w:t>não responde</w:t>
+      </w:r>
+      <w:r>
+        <w:rPr>
+          <w:rFonts w:ascii="Arial" w:hAnsi="Arial"/>
+          <w:b w:val="0"/>
+          <w:i w:val="0"/>
+          <w:color w:val="13182B"/>
+          <w:sz w:val="20"/>
+        </w:rPr>
+        <w:t xml:space="preserve"> por indisponibilidade, falhas, perda de dados, incidentes de segurança ou prejuízos deles decorrentes.</w:t>
+      </w:r>
+    </w:p>
+    <w:p>
+      <w:pPr>
+        <w:spacing w:after="80"/>
+        <w:ind w:left="510" w:hanging="510"/>
+        <w:jc w:val="both"/>
+      </w:pPr>
+      <w:r>
+        <w:rPr>
+          <w:rFonts w:ascii="Arial" w:hAnsi="Arial"/>
+          <w:b/>
+          <w:i w:val="0"/>
+          <w:color w:val="13182B"/>
+          <w:sz w:val="20"/>
+        </w:rPr>
+        <w:t xml:space="preserve">8.2.  </w:t>
+      </w:r>
+      <w:r>
+        <w:rPr>
+          <w:rFonts w:ascii="Arial" w:hAnsi="Arial"/>
+          <w:b w:val="0"/>
+          <w:i w:val="0"/>
+          <w:color w:val="13182B"/>
+          <w:sz w:val="20"/>
+        </w:rPr>
+        <w:t xml:space="preserve">A CONTRATADA </w:t>
+      </w:r>
+      <w:r>
+        <w:rPr>
+          <w:rFonts w:ascii="Arial" w:hAnsi="Arial"/>
+          <w:b/>
+          <w:i w:val="0"/>
+          <w:color w:val="13182B"/>
+          <w:sz w:val="20"/>
+        </w:rPr>
+        <w:t>não responde</w:t>
+      </w:r>
+      <w:r>
+        <w:rPr>
+          <w:rFonts w:ascii="Arial" w:hAnsi="Arial"/>
+          <w:b w:val="0"/>
+          <w:i w:val="0"/>
+          <w:color w:val="13182B"/>
+          <w:sz w:val="20"/>
+        </w:rPr>
+        <w:t xml:space="preserve"> por danos resultantes de informações incorretas ou incompletas fornecidas pela CONTRATANTE, de acessos não disponibilizados ou da </w:t>
+      </w:r>
+      <w:r>
+        <w:rPr>
+          <w:rFonts w:ascii="Arial" w:hAnsi="Arial"/>
+          <w:b/>
+          <w:i w:val="0"/>
+          <w:color w:val="13182B"/>
+          <w:sz w:val="20"/>
+        </w:rPr>
+        <w:t>não observância de recomendações técnicas</w:t>
+      </w:r>
+      <w:r>
+        <w:rPr>
+          <w:rFonts w:ascii="Arial" w:hAnsi="Arial"/>
+          <w:b w:val="0"/>
+          <w:i w:val="0"/>
+          <w:color w:val="13182B"/>
+          <w:sz w:val="20"/>
+        </w:rPr>
+        <w:t xml:space="preserve"> por ela formalizadas.</w:t>
+      </w:r>
+    </w:p>
+    <w:p>
+      <w:pPr>
+        <w:spacing w:before="200" w:after="80"/>
+        <w:pBdr>
+          <w:bottom w:val="single" w:sz="4" w:space="3" w:color="D6DCEA"/>
+        </w:pBdr>
+      </w:pPr>
+      <w:r>
+        <w:rPr>
+          <w:rFonts w:ascii="Arial" w:hAnsi="Arial"/>
+          <w:b/>
+          <w:i w:val="0"/>
+          <w:color w:val="003FCD"/>
+          <w:sz w:val="21"/>
+        </w:rPr>
+        <w:t xml:space="preserve">CLÁUSULA IX — </w:t>
+      </w:r>
+      <w:r>
+        <w:rPr>
+          <w:rFonts w:ascii="Arial" w:hAnsi="Arial"/>
+          <w:b/>
+          <w:i w:val="0"/>
+          <w:color w:val="13182B"/>
+          <w:sz w:val="21"/>
+        </w:rPr>
+        <w:t>DAS OBRIGAÇÕES DA CONTRATADA</w:t>
+      </w:r>
+    </w:p>
+    <w:p>
+      <w:pPr>
+        <w:spacing w:after="80"/>
+        <w:ind w:left="510" w:hanging="510"/>
+        <w:jc w:val="both"/>
+      </w:pPr>
+      <w:r>
+        <w:rPr>
+          <w:rFonts w:ascii="Arial" w:hAnsi="Arial"/>
+          <w:b/>
+          <w:i w:val="0"/>
+          <w:color w:val="13182B"/>
+          <w:sz w:val="20"/>
+        </w:rPr>
+        <w:t xml:space="preserve">9.1.  </w:t>
+      </w:r>
+      <w:r>
+        <w:rPr>
+          <w:rFonts w:ascii="Arial" w:hAnsi="Arial"/>
+          <w:b w:val="0"/>
+          <w:i w:val="0"/>
+          <w:color w:val="13182B"/>
+          <w:sz w:val="20"/>
+        </w:rPr>
+        <w:t>Prestar os serviços com diligência, qualidade técnica e observância dos prazos acordados no planejamento mensal.</w:t>
+      </w:r>
+    </w:p>
+    <w:p>
+      <w:pPr>
+        <w:spacing w:after="80"/>
+        <w:ind w:left="510" w:hanging="510"/>
+        <w:jc w:val="both"/>
+      </w:pPr>
+      <w:r>
+        <w:rPr>
+          <w:rFonts w:ascii="Arial" w:hAnsi="Arial"/>
+          <w:b/>
+          <w:i w:val="0"/>
+          <w:color w:val="13182B"/>
+          <w:sz w:val="20"/>
+        </w:rPr>
+        <w:t xml:space="preserve">9.2.  </w:t>
+      </w:r>
+      <w:r>
+        <w:rPr>
+          <w:rFonts w:ascii="Arial" w:hAnsi="Arial"/>
+          <w:b w:val="0"/>
+          <w:i w:val="0"/>
+          <w:color w:val="13182B"/>
+          <w:sz w:val="20"/>
+        </w:rPr>
+        <w:t>Manter sigilo sobre as informações da CONTRATANTE, nos termos da Cláusula de Confidencialidade.</w:t>
+      </w:r>
+    </w:p>
+    <w:p>
+      <w:pPr>
+        <w:spacing w:after="80"/>
+        <w:ind w:left="510" w:hanging="510"/>
+        <w:jc w:val="both"/>
+      </w:pPr>
+      <w:r>
+        <w:rPr>
+          <w:rFonts w:ascii="Arial" w:hAnsi="Arial"/>
+          <w:b/>
+          <w:i w:val="0"/>
+          <w:color w:val="13182B"/>
+          <w:sz w:val="20"/>
+        </w:rPr>
+        <w:t xml:space="preserve">9.3.  </w:t>
       </w:r>
       <w:r>
         <w:rPr>
@@ -1371,7 +1880,7 @@
           <w:color w:val="003FCD"/>
           <w:sz w:val="21"/>
         </w:rPr>
-        <w:t xml:space="preserve">CLÁUSULA VIII — </w:t>
+        <w:t xml:space="preserve">CLÁUSULA X — </w:t>
       </w:r>
       <w:r>
         <w:rPr>
@@ -1398,7 +1907,7 @@
           <w:color w:val="13182B"/>
           <w:sz w:val="20"/>
         </w:rPr>
-        <w:t xml:space="preserve">8.1.  </w:t>
+        <w:t xml:space="preserve">10.1.  </w:t>
       </w:r>
       <w:r>
         <w:rPr>
@@ -1425,7 +1934,7 @@
           <w:color w:val="13182B"/>
           <w:sz w:val="20"/>
         </w:rPr>
-        <w:t xml:space="preserve">8.2.  </w:t>
+        <w:t xml:space="preserve">10.2.  </w:t>
       </w:r>
       <w:r>
         <w:rPr>
@@ -1452,7 +1961,7 @@
           <w:color w:val="13182B"/>
           <w:sz w:val="20"/>
         </w:rPr>
-        <w:t xml:space="preserve">8.3.  </w:t>
+        <w:t xml:space="preserve">10.3.  </w:t>
       </w:r>
       <w:r>
         <w:rPr>
@@ -1463,6 +1972,33 @@
           <w:sz w:val="20"/>
         </w:rPr>
         <w:t>Contratar e pagar diretamente os recursos de terceiros indicados, nos termos da Cláusula V.</w:t>
+      </w:r>
+    </w:p>
+    <w:p>
+      <w:pPr>
+        <w:spacing w:after="80"/>
+        <w:ind w:left="510" w:hanging="510"/>
+        <w:jc w:val="both"/>
+      </w:pPr>
+      <w:r>
+        <w:rPr>
+          <w:rFonts w:ascii="Arial" w:hAnsi="Arial"/>
+          <w:b/>
+          <w:i w:val="0"/>
+          <w:color w:val="13182B"/>
+          <w:sz w:val="20"/>
+        </w:rPr>
+        <w:t xml:space="preserve">10.4.  </w:t>
+      </w:r>
+      <w:r>
+        <w:rPr>
+          <w:rFonts w:ascii="Arial" w:hAnsi="Arial"/>
+          <w:b w:val="0"/>
+          <w:i w:val="0"/>
+          <w:color w:val="13182B"/>
+          <w:sz w:val="20"/>
+        </w:rPr>
+        <w:t>Observar as recomendações técnicas de segurança e de proteção de dados formalizadas pela CONTRATADA.</w:t>
       </w:r>
     </w:p>
     <w:p>
@@ -1480,7 +2016,149 @@
           <w:color w:val="003FCD"/>
           <w:sz w:val="21"/>
         </w:rPr>
-        <w:t xml:space="preserve">CLÁUSULA IX — </w:t>
+        <w:t xml:space="preserve">CLÁUSULA XI — </w:t>
+      </w:r>
+      <w:r>
+        <w:rPr>
+          <w:rFonts w:ascii="Arial" w:hAnsi="Arial"/>
+          <w:b/>
+          <w:i w:val="0"/>
+          <w:color w:val="13182B"/>
+          <w:sz w:val="21"/>
+        </w:rPr>
+        <w:t>DA NÃO CONTRATAÇÃO DE PESSOAL</w:t>
+      </w:r>
+    </w:p>
+    <w:p>
+      <w:pPr>
+        <w:spacing w:after="80"/>
+        <w:ind w:left="510" w:hanging="510"/>
+        <w:jc w:val="both"/>
+      </w:pPr>
+      <w:r>
+        <w:rPr>
+          <w:rFonts w:ascii="Arial" w:hAnsi="Arial"/>
+          <w:b/>
+          <w:i w:val="0"/>
+          <w:color w:val="13182B"/>
+          <w:sz w:val="20"/>
+        </w:rPr>
+        <w:t xml:space="preserve">11.1.  </w:t>
+      </w:r>
+      <w:r>
+        <w:rPr>
+          <w:rFonts w:ascii="Arial" w:hAnsi="Arial"/>
+          <w:b w:val="0"/>
+          <w:i w:val="0"/>
+          <w:color w:val="13182B"/>
+          <w:sz w:val="20"/>
+        </w:rPr>
+        <w:t xml:space="preserve">Durante a vigência deste Contrato e por </w:t>
+      </w:r>
+      <w:r>
+        <w:rPr>
+          <w:rFonts w:ascii="Arial" w:hAnsi="Arial"/>
+          <w:b/>
+          <w:i w:val="0"/>
+          <w:color w:val="13182B"/>
+          <w:sz w:val="20"/>
+        </w:rPr>
+        <w:t>12 (doze) meses</w:t>
+      </w:r>
+      <w:r>
+        <w:rPr>
+          <w:rFonts w:ascii="Arial" w:hAnsi="Arial"/>
+          <w:b w:val="0"/>
+          <w:i w:val="0"/>
+          <w:color w:val="13182B"/>
+          <w:sz w:val="20"/>
+        </w:rPr>
+        <w:t xml:space="preserve"> após o seu término, a CONTRATANTE obriga-se a </w:t>
+      </w:r>
+      <w:r>
+        <w:rPr>
+          <w:rFonts w:ascii="Arial" w:hAnsi="Arial"/>
+          <w:b/>
+          <w:i w:val="0"/>
+          <w:color w:val="13182B"/>
+          <w:sz w:val="20"/>
+        </w:rPr>
+        <w:t>não contratar nem aliciar</w:t>
+      </w:r>
+      <w:r>
+        <w:rPr>
+          <w:rFonts w:ascii="Arial" w:hAnsi="Arial"/>
+          <w:b w:val="0"/>
+          <w:i w:val="0"/>
+          <w:color w:val="13182B"/>
+          <w:sz w:val="20"/>
+        </w:rPr>
+        <w:t>, direta ou indiretamente, sócios, empregados, prepostos ou subcontratados que a CONTRATADA tenha alocado na execução dos serviços, salvo prévia anuência escrita da CONTRATADA.</w:t>
+      </w:r>
+    </w:p>
+    <w:p>
+      <w:pPr>
+        <w:spacing w:after="80"/>
+        <w:ind w:left="510" w:hanging="510"/>
+        <w:jc w:val="both"/>
+      </w:pPr>
+      <w:r>
+        <w:rPr>
+          <w:rFonts w:ascii="Arial" w:hAnsi="Arial"/>
+          <w:b/>
+          <w:i w:val="0"/>
+          <w:color w:val="13182B"/>
+          <w:sz w:val="20"/>
+        </w:rPr>
+        <w:t xml:space="preserve">11.2.  </w:t>
+      </w:r>
+      <w:r>
+        <w:rPr>
+          <w:rFonts w:ascii="Arial" w:hAnsi="Arial"/>
+          <w:b w:val="0"/>
+          <w:i w:val="0"/>
+          <w:color w:val="13182B"/>
+          <w:sz w:val="20"/>
+        </w:rPr>
+        <w:t xml:space="preserve">A inobservância sujeitará a CONTRATANTE ao pagamento de </w:t>
+      </w:r>
+      <w:r>
+        <w:rPr>
+          <w:rFonts w:ascii="Arial" w:hAnsi="Arial"/>
+          <w:b/>
+          <w:i w:val="0"/>
+          <w:color w:val="13182B"/>
+          <w:sz w:val="20"/>
+        </w:rPr>
+        <w:t>multa equivalente a 6 (seis) vezes a última remuneração mensal</w:t>
+      </w:r>
+      <w:r>
+        <w:rPr>
+          <w:rFonts w:ascii="Arial" w:hAnsi="Arial"/>
+          <w:b w:val="0"/>
+          <w:i w:val="0"/>
+          <w:color w:val="13182B"/>
+          <w:sz w:val="20"/>
+        </w:rPr>
+        <w:t>, sem prejuízo das perdas e danos apuráveis.</w:t>
+      </w:r>
+    </w:p>
+    <w:p>
+      <w:pPr>
+        <w:spacing w:before="200" w:after="80"/>
+        <w:pBdr>
+          <w:bottom w:val="single" w:sz="4" w:space="3" w:color="D6DCEA"/>
+        </w:pBdr>
+      </w:pPr>
+      <w:r>
+        <w:rPr>
+          <w:rFonts w:ascii="Arial" w:hAnsi="Arial"/>
+          <w:b/>
+          <w:i w:val="0"/>
+          <w:color w:val="003FCD"/>
+          <w:sz w:val="21"/>
+        </w:rPr>
+        <w:t xml:space="preserve">CLÁUSULA XII — </w:t>
       </w:r>
       <w:r>
         <w:rPr>
@@ -1507,7 +2185,7 @@
           <w:color w:val="13182B"/>
           <w:sz w:val="20"/>
         </w:rPr>
-        <w:t xml:space="preserve">9.1.  </w:t>
+        <w:t xml:space="preserve">12.1.  </w:t>
       </w:r>
       <w:r>
         <w:rPr>
@@ -1554,7 +2232,7 @@
           <w:color w:val="13182B"/>
           <w:sz w:val="20"/>
         </w:rPr>
-        <w:t xml:space="preserve">9.2.  </w:t>
+        <w:t xml:space="preserve">12.2.  </w:t>
       </w:r>
       <w:r>
         <w:rPr>
@@ -1602,7 +2280,7 @@
           <w:color w:val="003FCD"/>
           <w:sz w:val="21"/>
         </w:rPr>
-        <w:t xml:space="preserve">CLÁUSULA X — </w:t>
+        <w:t xml:space="preserve">CLÁUSULA XIII — </w:t>
       </w:r>
       <w:r>
         <w:rPr>
@@ -1629,7 +2307,7 @@
           <w:color w:val="13182B"/>
           <w:sz w:val="20"/>
         </w:rPr>
-        <w:t xml:space="preserve">10.1.  </w:t>
+        <w:t xml:space="preserve">13.1.  </w:t>
       </w:r>
       <w:r>
         <w:rPr>
@@ -1677,7 +2355,7 @@
           <w:color w:val="003FCD"/>
           <w:sz w:val="21"/>
         </w:rPr>
-        <w:t xml:space="preserve">CLÁUSULA XI — </w:t>
+        <w:t xml:space="preserve">CLÁUSULA XIV — </w:t>
       </w:r>
       <w:r>
         <w:rPr>
@@ -1687,7 +2365,7 @@
           <w:color w:val="13182B"/>
           <w:sz w:val="21"/>
         </w:rPr>
-        <w:t>DA NATUREZA DA CONTRATAÇÃO</w:t>
+        <w:t>DA NATUREZA DA CONTRATAÇÃO E DA SUBCONTRATAÇÃO</w:t>
       </w:r>
     </w:p>
     <w:p>
@@ -1704,7 +2382,7 @@
           <w:color w:val="13182B"/>
           <w:sz w:val="20"/>
         </w:rPr>
-        <w:t xml:space="preserve">11.1.  </w:t>
+        <w:t xml:space="preserve">14.1.  </w:t>
       </w:r>
       <w:r>
         <w:rPr>
@@ -1751,7 +2429,7 @@
           <w:color w:val="13182B"/>
           <w:sz w:val="20"/>
         </w:rPr>
-        <w:t xml:space="preserve">11.2.  </w:t>
+        <w:t xml:space="preserve">14.2.  </w:t>
       </w:r>
       <w:r>
         <w:rPr>
@@ -1786,6 +2464,53 @@
     </w:p>
     <w:p>
       <w:pPr>
+        <w:spacing w:after="80"/>
+        <w:ind w:left="510" w:hanging="510"/>
+        <w:jc w:val="both"/>
+      </w:pPr>
+      <w:r>
+        <w:rPr>
+          <w:rFonts w:ascii="Arial" w:hAnsi="Arial"/>
+          <w:b/>
+          <w:i w:val="0"/>
+          <w:color w:val="13182B"/>
+          <w:sz w:val="20"/>
+        </w:rPr>
+        <w:t xml:space="preserve">14.3.  </w:t>
+      </w:r>
+      <w:r>
+        <w:rPr>
+          <w:rFonts w:ascii="Arial" w:hAnsi="Arial"/>
+          <w:b w:val="0"/>
+          <w:i w:val="0"/>
+          <w:color w:val="13182B"/>
+          <w:sz w:val="20"/>
+        </w:rPr>
+        <w:t xml:space="preserve">A CONTRATADA poderá executar os serviços por meio de seus sócios, empregados ou </w:t>
+      </w:r>
+      <w:r>
+        <w:rPr>
+          <w:rFonts w:ascii="Arial" w:hAnsi="Arial"/>
+          <w:b/>
+          <w:i w:val="0"/>
+          <w:color w:val="13182B"/>
+          <w:sz w:val="20"/>
+        </w:rPr>
+        <w:t>subcontratados</w:t>
+      </w:r>
+      <w:r>
+        <w:rPr>
+          <w:rFonts w:ascii="Arial" w:hAnsi="Arial"/>
+          <w:b w:val="0"/>
+          <w:i w:val="0"/>
+          <w:color w:val="13182B"/>
+          <w:sz w:val="20"/>
+        </w:rPr>
+        <w:t>, a seu critério e sem necessidade de anuência da CONTRATANTE, permanecendo responsável pela qualidade das entregas.</w:t>
+      </w:r>
+    </w:p>
+    <w:p>
+      <w:pPr>
         <w:spacing w:before="200" w:after="80"/>
         <w:pBdr>
           <w:bottom w:val="single" w:sz="4" w:space="3" w:color="D6DCEA"/>
@@ -1799,7 +2524,7 @@
           <w:color w:val="003FCD"/>
           <w:sz w:val="21"/>
         </w:rPr>
-        <w:t xml:space="preserve">CLÁUSULA XII — </w:t>
+        <w:t xml:space="preserve">CLÁUSULA XV — </w:t>
       </w:r>
       <w:r>
         <w:rPr>
@@ -1826,7 +2551,7 @@
           <w:color w:val="13182B"/>
           <w:sz w:val="20"/>
         </w:rPr>
-        <w:t xml:space="preserve">12.1.  </w:t>
+        <w:t xml:space="preserve">15.1.  </w:t>
       </w:r>
       <w:r>
         <w:rPr>
@@ -1874,7 +2599,7 @@
           <w:color w:val="003FCD"/>
           <w:sz w:val="21"/>
         </w:rPr>
-        <w:t xml:space="preserve">CLÁUSULA XIII — </w:t>
+        <w:t xml:space="preserve">CLÁUSULA XVI — </w:t>
       </w:r>
       <w:r>
         <w:rPr>
@@ -1884,7 +2609,7 @@
           <w:color w:val="13182B"/>
           <w:sz w:val="21"/>
         </w:rPr>
-        <w:t>DA RESCISÃO</w:t>
+        <w:t>DO PRAZO MÍNIMO E DA RESCISÃO</w:t>
       </w:r>
     </w:p>
     <w:p>
@@ -1901,7 +2626,64 @@
           <w:color w:val="13182B"/>
           <w:sz w:val="20"/>
         </w:rPr>
-        <w:t xml:space="preserve">13.1.  </w:t>
+        <w:t xml:space="preserve">16.1.  </w:t>
+      </w:r>
+      <w:r>
+        <w:rPr>
+          <w:rFonts w:ascii="Arial" w:hAnsi="Arial"/>
+          <w:b/>
+          <w:i w:val="0"/>
+          <w:color w:val="13182B"/>
+          <w:sz w:val="20"/>
+        </w:rPr>
+        <w:t>Prazo mínimo.</w:t>
+      </w:r>
+      <w:r>
+        <w:rPr>
+          <w:rFonts w:ascii="Arial" w:hAnsi="Arial"/>
+          <w:b w:val="0"/>
+          <w:i w:val="0"/>
+          <w:color w:val="13182B"/>
+          <w:sz w:val="20"/>
+        </w:rPr>
+        <w:t xml:space="preserve"> As partes ajustam prazo mínimo de permanência (fidelidade) correspondente aos </w:t>
+      </w:r>
+      <w:r>
+        <w:rPr>
+          <w:rFonts w:ascii="Arial" w:hAnsi="Arial"/>
+          <w:b/>
+          <w:i w:val="0"/>
+          <w:color w:val="13182B"/>
+          <w:sz w:val="20"/>
+        </w:rPr>
+        <w:t>6 (seis) primeiros meses</w:t>
+      </w:r>
+      <w:r>
+        <w:rPr>
+          <w:rFonts w:ascii="Arial" w:hAnsi="Arial"/>
+          <w:b w:val="0"/>
+          <w:i w:val="0"/>
+          <w:color w:val="13182B"/>
+          <w:sz w:val="20"/>
+        </w:rPr>
+        <w:t xml:space="preserve"> de vigência, período em que não será admitida a rescisão imotivada.</w:t>
+      </w:r>
+    </w:p>
+    <w:p>
+      <w:pPr>
+        <w:spacing w:after="80"/>
+        <w:ind w:left="510" w:hanging="510"/>
+        <w:jc w:val="both"/>
+      </w:pPr>
+      <w:r>
+        <w:rPr>
+          <w:rFonts w:ascii="Arial" w:hAnsi="Arial"/>
+          <w:b/>
+          <w:i w:val="0"/>
+          <w:color w:val="13182B"/>
+          <w:sz w:val="20"/>
+        </w:rPr>
+        <w:t xml:space="preserve">16.2.  </w:t>
       </w:r>
       <w:r>
         <w:rPr>
@@ -1921,7 +2703,7 @@
           <w:color w:val="13182B"/>
           <w:sz w:val="20"/>
         </w:rPr>
-        <w:t xml:space="preserve"> Qualquer das partes poderá rescindir este Contrato, imotivadamente, mediante </w:t>
+        <w:t xml:space="preserve"> Após o prazo mínimo, qualquer das partes poderá rescindir este Contrato, imotivadamente, mediante </w:t>
       </w:r>
       <w:r>
         <w:rPr>
@@ -1958,7 +2740,7 @@
           <w:color w:val="13182B"/>
           <w:sz w:val="20"/>
         </w:rPr>
-        <w:t xml:space="preserve">13.2.  </w:t>
+        <w:t xml:space="preserve">16.3.  </w:t>
       </w:r>
       <w:r>
         <w:rPr>
@@ -1995,7 +2777,17 @@
           <w:color w:val="13182B"/>
           <w:sz w:val="20"/>
         </w:rPr>
-        <w:t xml:space="preserve">13.3.  </w:t>
+        <w:t xml:space="preserve">16.4.  </w:t>
+      </w:r>
+      <w:r>
+        <w:rPr>
+          <w:rFonts w:ascii="Arial" w:hAnsi="Arial"/>
+          <w:b/>
+          <w:i w:val="0"/>
+          <w:color w:val="13182B"/>
+          <w:sz w:val="20"/>
+        </w:rPr>
+        <w:t>Recomposição da condição especial.</w:t>
       </w:r>
       <w:r>
         <w:rPr>
@@ -2005,7 +2797,74 @@
           <w:color w:val="13182B"/>
           <w:sz w:val="20"/>
         </w:rPr>
-        <w:t>Em qualquer hipótese de rescisão, será devida à CONTRATADA a remuneração proporcional aos serviços prestados até a data da efetiva cessação, procedendo-se à entrega dos materiais e produtos já quitados.</w:t>
+        <w:t xml:space="preserve"> Em caso de rescisão imotivada pela CONTRATANTE, ou de rescisão motivada por culpa desta, antes de completados </w:t>
+      </w:r>
+      <w:r>
+        <w:rPr>
+          <w:rFonts w:ascii="Arial" w:hAnsi="Arial"/>
+          <w:b/>
+          <w:i w:val="0"/>
+          <w:color w:val="13182B"/>
+          <w:sz w:val="20"/>
+        </w:rPr>
+        <w:t>12 (doze) meses</w:t>
+      </w:r>
+      <w:r>
+        <w:rPr>
+          <w:rFonts w:ascii="Arial" w:hAnsi="Arial"/>
+          <w:b w:val="0"/>
+          <w:i w:val="0"/>
+          <w:color w:val="13182B"/>
+          <w:sz w:val="20"/>
+        </w:rPr>
+        <w:t xml:space="preserve"> de vigência, a CONTRATANTE pagará à CONTRATADA, a título de recomposição da condição especial de implantação, a </w:t>
+      </w:r>
+      <w:r>
+        <w:rPr>
+          <w:rFonts w:ascii="Arial" w:hAnsi="Arial"/>
+          <w:b/>
+          <w:i w:val="0"/>
+          <w:color w:val="13182B"/>
+          <w:sz w:val="20"/>
+        </w:rPr>
+        <w:t>diferença entre R$ 3.000,00 e R$ 2.000,00 para cada mês</w:t>
+      </w:r>
+      <w:r>
+        <w:rPr>
+          <w:rFonts w:ascii="Arial" w:hAnsi="Arial"/>
+          <w:b w:val="0"/>
+          <w:i w:val="0"/>
+          <w:color w:val="13182B"/>
+          <w:sz w:val="20"/>
+        </w:rPr>
+        <w:t xml:space="preserve"> beneficiado pelo desconto (Cláusula IV).</w:t>
+      </w:r>
+    </w:p>
+    <w:p>
+      <w:pPr>
+        <w:spacing w:after="80"/>
+        <w:ind w:left="510" w:hanging="510"/>
+        <w:jc w:val="both"/>
+      </w:pPr>
+      <w:r>
+        <w:rPr>
+          <w:rFonts w:ascii="Arial" w:hAnsi="Arial"/>
+          <w:b/>
+          <w:i w:val="0"/>
+          <w:color w:val="13182B"/>
+          <w:sz w:val="20"/>
+        </w:rPr>
+        <w:t xml:space="preserve">16.5.  </w:t>
+      </w:r>
+      <w:r>
+        <w:rPr>
+          <w:rFonts w:ascii="Arial" w:hAnsi="Arial"/>
+          <w:b w:val="0"/>
+          <w:i w:val="0"/>
+          <w:color w:val="13182B"/>
+          <w:sz w:val="20"/>
+        </w:rPr>
+        <w:t>Em qualquer hipótese de rescisão, será devida à CONTRATADA a remuneração proporcional aos serviços prestados até a data da efetiva cessação, tornando-se imediatamente exigíveis os valores em aberto e procedendo-se à entrega dos materiais e produtos já quitados.</w:t>
       </w:r>
     </w:p>
     <w:p>
@@ -2023,7 +2882,7 @@
           <w:color w:val="003FCD"/>
           <w:sz w:val="21"/>
         </w:rPr>
-        <w:t xml:space="preserve">CLÁUSULA XIV — </w:t>
+        <w:t xml:space="preserve">CLÁUSULA XVII — </w:t>
       </w:r>
       <w:r>
         <w:rPr>
@@ -2050,7 +2909,7 @@
           <w:color w:val="13182B"/>
           <w:sz w:val="20"/>
         </w:rPr>
-        <w:t xml:space="preserve">14.1.  </w:t>
+        <w:t xml:space="preserve">17.1.  </w:t>
       </w:r>
       <w:r>
         <w:rPr>
@@ -2077,7 +2936,7 @@
           <w:color w:val="13182B"/>
           <w:sz w:val="20"/>
         </w:rPr>
-        <w:t xml:space="preserve">14.2.  </w:t>
+        <w:t xml:space="preserve">17.2.  </w:t>
       </w:r>
       <w:r>
         <w:rPr>
@@ -2104,7 +2963,7 @@
           <w:color w:val="13182B"/>
           <w:sz w:val="20"/>
         </w:rPr>
-        <w:t xml:space="preserve">14.3.  </w:t>
+        <w:t xml:space="preserve">17.3.  </w:t>
       </w:r>
       <w:r>
         <w:rPr>
@@ -2131,7 +2990,7 @@
           <w:color w:val="13182B"/>
           <w:sz w:val="20"/>
         </w:rPr>
-        <w:t xml:space="preserve">14.4.  </w:t>
+        <w:t xml:space="preserve">17.4.  </w:t>
       </w:r>
       <w:r>
         <w:rPr>
@@ -2141,7 +3000,54 @@
           <w:color w:val="13182B"/>
           <w:sz w:val="20"/>
         </w:rPr>
-        <w:t>Nenhuma das partes poderá ceder ou transferir este Contrato a terceiros sem a prévia e expressa anuência da outra.</w:t>
+        <w:t>Nenhuma das partes poderá ceder ou transferir este Contrato a terceiros sem a prévia e expressa anuência da outra, facultada à CONTRATADA a cessão dos créditos dele decorrentes.</w:t>
+      </w:r>
+    </w:p>
+    <w:p>
+      <w:pPr>
+        <w:spacing w:after="80"/>
+        <w:ind w:left="510" w:hanging="510"/>
+        <w:jc w:val="both"/>
+      </w:pPr>
+      <w:r>
+        <w:rPr>
+          <w:rFonts w:ascii="Arial" w:hAnsi="Arial"/>
+          <w:b/>
+          <w:i w:val="0"/>
+          <w:color w:val="13182B"/>
+          <w:sz w:val="20"/>
+        </w:rPr>
+        <w:t xml:space="preserve">17.5.  </w:t>
+      </w:r>
+      <w:r>
+        <w:rPr>
+          <w:rFonts w:ascii="Arial" w:hAnsi="Arial"/>
+          <w:b w:val="0"/>
+          <w:i w:val="0"/>
+          <w:color w:val="13182B"/>
+          <w:sz w:val="20"/>
+        </w:rPr>
+        <w:t xml:space="preserve">Nenhuma das partes responderá por descumprimento decorrente de </w:t>
+      </w:r>
+      <w:r>
+        <w:rPr>
+          <w:rFonts w:ascii="Arial" w:hAnsi="Arial"/>
+          <w:b/>
+          <w:i w:val="0"/>
+          <w:color w:val="13182B"/>
+          <w:sz w:val="20"/>
+        </w:rPr>
+        <w:t>caso fortuito ou força maior</w:t>
+      </w:r>
+      <w:r>
+        <w:rPr>
+          <w:rFonts w:ascii="Arial" w:hAnsi="Arial"/>
+          <w:b w:val="0"/>
+          <w:i w:val="0"/>
+          <w:color w:val="13182B"/>
+          <w:sz w:val="20"/>
+        </w:rPr>
+        <w:t>, nos termos do art. 393 do Código Civil.</w:t>
       </w:r>
     </w:p>
     <w:p>
@@ -2159,7 +3065,7 @@
           <w:color w:val="003FCD"/>
           <w:sz w:val="21"/>
         </w:rPr>
-        <w:t xml:space="preserve">CLÁUSULA XV — </w:t>
+        <w:t xml:space="preserve">CLÁUSULA XVIII — </w:t>
       </w:r>
       <w:r>
         <w:rPr>
@@ -2186,7 +3092,7 @@
           <w:color w:val="13182B"/>
           <w:sz w:val="20"/>
         </w:rPr>
-        <w:t xml:space="preserve">15.1.  </w:t>
+        <w:t xml:space="preserve">18.1.  </w:t>
       </w:r>
       <w:r>
         <w:rPr>
